--- a/Unit 2 - 3D Roll A Ball/3-Moving the camera.docx
+++ b/Unit 2 - 3D Roll A Ball/3-Moving the camera.docx
@@ -1,6 +1,6 @@
 
 <file path=word/document.xml><?xml version="1.0" encoding="utf-8"?>
-<w:document xmlns:wpc="http://schemas.microsoft.com/office/word/2010/wordprocessingCanvas" xmlns:cx="http://schemas.microsoft.com/office/drawing/2014/chartex" xmlns:cx1="http://schemas.microsoft.com/office/drawing/2015/9/8/chartex" xmlns:cx2="http://schemas.microsoft.com/office/drawing/2015/10/21/chartex" xmlns:cx3="http://schemas.microsoft.com/office/drawing/2016/5/9/chartex" xmlns:cx4="http://schemas.microsoft.com/office/drawing/2016/5/10/chartex" xmlns:cx5="http://schemas.microsoft.com/office/drawing/2016/5/11/chartex" xmlns:cx6="http://schemas.microsoft.com/office/drawing/2016/5/12/chartex" xmlns:cx7="http://schemas.microsoft.com/office/drawing/2016/5/13/chartex" xmlns:cx8="http://schemas.microsoft.com/office/drawing/2016/5/14/chartex" xmlns:mc="http://schemas.openxmlformats.org/markup-compatibility/2006" xmlns:aink="http://schemas.microsoft.com/office/drawing/2016/ink" xmlns:am3d="http://schemas.microsoft.com/office/drawing/2017/model3d" xmlns:o="urn:schemas-microsoft-com:office:office" xmlns:oel="http://schemas.microsoft.com/office/2019/extlst" xmlns:r="http://schemas.openxmlformats.org/officeDocument/2006/relationships" xmlns:m="http://schemas.openxmlformats.org/officeDocument/2006/math" xmlns:v="urn:schemas-microsoft-com:vml" xmlns:wp14="http://schemas.microsoft.com/office/word/2010/wordprocessingDrawing" xmlns:wp="http://schemas.openxmlformats.org/drawingml/2006/wordprocessingDrawing" xmlns:w10="urn:schemas-microsoft-com:office:word" xmlns:w="http://schemas.openxmlformats.org/wordprocessingml/2006/main" xmlns:w14="http://schemas.microsoft.com/office/word/2010/wordml" xmlns:w15="http://schemas.microsoft.com/office/word/2012/wordml" xmlns:w16cei="http://schemas.microsoft.com/office/word/2026/wordml/cei" xmlns:w16cex="http://schemas.microsoft.com/office/word/2018/wordml/cex" xmlns:w16cid="http://schemas.microsoft.com/office/word/2016/wordml/cid" xmlns:w16="http://schemas.microsoft.com/office/word/2018/wordml" xmlns:w16du="http://schemas.microsoft.com/office/word/2023/wordml/word16du" xmlns:w16sdtdh="http://schemas.microsoft.com/office/word/2020/wordml/sdtdatahash" xmlns:w16sdtfl="http://schemas.microsoft.com/office/word/2024/wordml/sdtformatlock" xmlns:w16se="http://schemas.microsoft.com/office/word/2015/wordml/symex" xmlns:wpg="http://schemas.microsoft.com/office/word/2010/wordprocessingGroup" xmlns:wpi="http://schemas.microsoft.com/office/word/2010/wordprocessingInk" xmlns:wne="http://schemas.microsoft.com/office/word/2006/wordml" xmlns:wps="http://schemas.microsoft.com/office/word/2010/wordprocessingShape" mc:Ignorable="w14 w15 w16se w16cid w16 w16cex w16sdtdh w16sdtfl w16du wp14">
+<w:document xmlns:wpc="http://schemas.microsoft.com/office/word/2010/wordprocessingCanvas" xmlns:cx="http://schemas.microsoft.com/office/drawing/2014/chartex" xmlns:cx1="http://schemas.microsoft.com/office/drawing/2015/9/8/chartex" xmlns:cx2="http://schemas.microsoft.com/office/drawing/2015/10/21/chartex" xmlns:cx3="http://schemas.microsoft.com/office/drawing/2016/5/9/chartex" xmlns:cx4="http://schemas.microsoft.com/office/drawing/2016/5/10/chartex" xmlns:cx5="http://schemas.microsoft.com/office/drawing/2016/5/11/chartex" xmlns:cx6="http://schemas.microsoft.com/office/drawing/2016/5/12/chartex" xmlns:cx7="http://schemas.microsoft.com/office/drawing/2016/5/13/chartex" xmlns:cx8="http://schemas.microsoft.com/office/drawing/2016/5/14/chartex" xmlns:mc="http://schemas.openxmlformats.org/markup-compatibility/2006" xmlns:aink="http://schemas.microsoft.com/office/drawing/2016/ink" xmlns:am3d="http://schemas.microsoft.com/office/drawing/2017/model3d" xmlns:o="urn:schemas-microsoft-com:office:office" xmlns:oel="http://schemas.microsoft.com/office/2019/extlst" xmlns:r="http://schemas.openxmlformats.org/officeDocument/2006/relationships" xmlns:m="http://schemas.openxmlformats.org/officeDocument/2006/math" xmlns:v="urn:schemas-microsoft-com:vml" xmlns:wp14="http://schemas.microsoft.com/office/word/2010/wordprocessingDrawing" xmlns:wp="http://schemas.openxmlformats.org/drawingml/2006/wordprocessingDrawing" xmlns:w10="urn:schemas-microsoft-com:office:word" xmlns:w="http://schemas.openxmlformats.org/wordprocessingml/2006/main" xmlns:w14="http://schemas.microsoft.com/office/word/2010/wordml" xmlns:w15="http://schemas.microsoft.com/office/word/2012/wordml" xmlns:w16cex="http://schemas.microsoft.com/office/word/2018/wordml/cex" xmlns:w16cid="http://schemas.microsoft.com/office/word/2016/wordml/cid" xmlns:w16="http://schemas.microsoft.com/office/word/2018/wordml" xmlns:w16du="http://schemas.microsoft.com/office/word/2023/wordml/word16du" xmlns:w16sdtdh="http://schemas.microsoft.com/office/word/2020/wordml/sdtdatahash" xmlns:w16sdtfl="http://schemas.microsoft.com/office/word/2024/wordml/sdtformatlock" xmlns:w16se="http://schemas.microsoft.com/office/word/2015/wordml/symex" xmlns:wpg="http://schemas.microsoft.com/office/word/2010/wordprocessingGroup" xmlns:wpi="http://schemas.microsoft.com/office/word/2010/wordprocessingInk" xmlns:wne="http://schemas.microsoft.com/office/word/2006/wordml" xmlns:wps="http://schemas.microsoft.com/office/word/2010/wordprocessingShape" mc:Ignorable="w14 w15 w16se w16cid w16 w16cex w16sdtdh w16sdtfl w16du wp14">
   <w:body>
     <w:p>
       <w:r>
@@ -9,7 +9,13 @@
     </w:p>
     <w:p>
       <w:r>
-        <w:t>In this third Roll-a-ball tutorial, you’ll:</w:t>
+        <w:t xml:space="preserve">In this third Roll-a-ball </w:t>
+      </w:r>
+      <w:r>
+        <w:t>lab</w:t>
+      </w:r>
+      <w:r>
+        <w:t>, you’ll:</w:t>
       </w:r>
     </w:p>
     <w:p>
@@ -35,59 +41,6 @@
       </w:r>
     </w:p>
     <w:p>
-      <w:r>
-        <w:t>Resources</w:t>
-      </w:r>
-    </w:p>
-    <w:p>
-      <w:pPr>
-        <w:numPr>
-          <w:ilvl w:val="0"/>
-          <w:numId w:val="2"/>
-        </w:numPr>
-      </w:pPr>
-      <w:hyperlink r:id="rId5" w:tgtFrame="_blank" w:history="1">
-        <w:r>
-          <w:rPr>
-            <w:rStyle w:val="Hyperlink"/>
-          </w:rPr>
-          <w:t>Set_the_Camera_position-Transcript.txt</w:t>
-        </w:r>
-      </w:hyperlink>
-    </w:p>
-    <w:p>
-      <w:pPr>
-        <w:numPr>
-          <w:ilvl w:val="0"/>
-          <w:numId w:val="2"/>
-        </w:numPr>
-      </w:pPr>
-      <w:hyperlink r:id="rId6" w:tgtFrame="_blank" w:history="1">
-        <w:r>
-          <w:rPr>
-            <w:rStyle w:val="Hyperlink"/>
-          </w:rPr>
-          <w:t>Write_a_CameraController_script-Transcript.txt</w:t>
-        </w:r>
-      </w:hyperlink>
-    </w:p>
-    <w:p>
-      <w:pPr>
-        <w:numPr>
-          <w:ilvl w:val="0"/>
-          <w:numId w:val="2"/>
-        </w:numPr>
-      </w:pPr>
-      <w:hyperlink r:id="rId7" w:tgtFrame="_blank" w:history="1">
-        <w:r>
-          <w:rPr>
-            <w:rStyle w:val="Hyperlink"/>
-          </w:rPr>
-          <w:t>Reference_the_Player_GameObject-Transcript.txt</w:t>
-        </w:r>
-      </w:hyperlink>
-    </w:p>
-    <w:p>
       <w:pPr>
         <w:rPr>
           <w:b/>
@@ -104,16 +57,13 @@
     </w:p>
     <w:p>
       <w:r>
-        <w:rPr>
-          <w:b/>
-          <w:bCs/>
-        </w:rPr>
-        <w:t>Q&amp;A (0)</w:t>
-      </w:r>
-    </w:p>
-    <w:p>
-      <w:r>
-        <w:t>In this tutorial, you’ll:</w:t>
+        <w:t xml:space="preserve">In this </w:t>
+      </w:r>
+      <w:r>
+        <w:t>lab</w:t>
+      </w:r>
+      <w:r>
+        <w:t>, you’ll:</w:t>
       </w:r>
     </w:p>
     <w:p>
@@ -140,7 +90,13 @@
     </w:p>
     <w:p>
       <w:r>
-        <w:t>By the end of this tutorial, your game will look something like this:</w:t>
+        <w:t xml:space="preserve">By the end of this </w:t>
+      </w:r>
+      <w:r>
+        <w:t>lab</w:t>
+      </w:r>
+      <w:r>
+        <w:t>, your game will look something like this:</w:t>
       </w:r>
     </w:p>
     <w:p>
@@ -168,15 +124,7 @@
         <w:t>2. Set the Camera position</w:t>
       </w:r>
     </w:p>
-    <w:p>
-      <w:r>
-        <w:rPr>
-          <w:b/>
-          <w:bCs/>
-        </w:rPr>
-        <w:t>Q&amp;A (0)</w:t>
-      </w:r>
-    </w:p>
+    <w:p/>
     <w:p>
       <w:r>
         <w:t>Follow the video or text instructions below to raise and rotate the camera, then experiment with the </w:t>
@@ -204,21 +152,6 @@
       <w:r>
         <w:t>:</w:t>
       </w:r>
-    </w:p>
-    <w:p>
-      <w:r>
-        <w:t>Play Video</w:t>
-      </w:r>
-    </w:p>
-    <w:p>
-      <w:hyperlink r:id="rId8" w:tgtFrame="_self" w:history="1">
-        <w:r>
-          <w:rPr>
-            <w:rStyle w:val="Hyperlink"/>
-          </w:rPr>
-          <w:t>Download Transcript</w:t>
-        </w:r>
-      </w:hyperlink>
     </w:p>
     <w:p>
       <w:pPr>
@@ -527,8 +460,130 @@
         <w:t>.</w:t>
       </w:r>
     </w:p>
-    <w:p>
-      <w:r>
+    <w:p/>
+    <w:p>
+      <w:r>
+        <w:t xml:space="preserve">Note: </w:t>
+      </w:r>
+      <w:r>
+        <w:t>When the player is the parent of the camera in Unity, the camera rotates with the player because transforms inherit the rotation of their parent object.</w:t>
+      </w:r>
+    </w:p>
+    <w:p>
+      <w:pPr>
+        <w:rPr>
+          <w:b/>
+          <w:bCs/>
+        </w:rPr>
+      </w:pPr>
+      <w:r>
+        <w:rPr>
+          <w:b/>
+          <w:bCs/>
+        </w:rPr>
+        <w:lastRenderedPageBreak/>
+        <w:t>Why It Happens</w:t>
+      </w:r>
+    </w:p>
+    <w:p>
+      <w:pPr>
+        <w:numPr>
+          <w:ilvl w:val="0"/>
+          <w:numId w:val="13"/>
+        </w:numPr>
+      </w:pPr>
+      <w:r>
+        <w:rPr>
+          <w:b/>
+          <w:bCs/>
+        </w:rPr>
+        <w:t>Parent-Child Hierarchy:</w:t>
+      </w:r>
+      <w:r>
+        <w:t xml:space="preserve"> In Unity, child objects move and rotate along with their parent.</w:t>
+      </w:r>
+    </w:p>
+    <w:p>
+      <w:pPr>
+        <w:numPr>
+          <w:ilvl w:val="0"/>
+          <w:numId w:val="13"/>
+        </w:numPr>
+      </w:pPr>
+      <w:r>
+        <w:rPr>
+          <w:b/>
+          <w:bCs/>
+        </w:rPr>
+        <w:t>Player Turning:</w:t>
+      </w:r>
+      <w:r>
+        <w:t xml:space="preserve"> When your script turns the player left or right (changing its Y rotation), the camera is attached to that transform.</w:t>
+      </w:r>
+    </w:p>
+    <w:p>
+      <w:pPr>
+        <w:numPr>
+          <w:ilvl w:val="0"/>
+          <w:numId w:val="13"/>
+        </w:numPr>
+      </w:pPr>
+      <w:r>
+        <w:rPr>
+          <w:b/>
+          <w:bCs/>
+        </w:rPr>
+        <w:t>Camera Follows:</w:t>
+      </w:r>
+      <w:r>
+        <w:t xml:space="preserve"> The camera shares that same space. It turns right along with the player's body instead of staying still or looking around independently.</w:t>
+      </w:r>
+    </w:p>
+    <w:p>
+      <w:pPr>
+        <w:rPr>
+          <w:b/>
+          <w:bCs/>
+        </w:rPr>
+      </w:pPr>
+      <w:r>
+        <w:rPr>
+          <w:b/>
+          <w:bCs/>
+        </w:rPr>
+        <w:t>How to Fix It</w:t>
+      </w:r>
+    </w:p>
+    <w:p>
+      <w:r>
+        <w:t>To stop the camera from spinning with the player's body:</w:t>
+      </w:r>
+    </w:p>
+    <w:p>
+      <w:pPr>
+        <w:numPr>
+          <w:ilvl w:val="0"/>
+          <w:numId w:val="14"/>
+        </w:numPr>
+      </w:pPr>
+      <w:r>
+        <w:rPr>
+          <w:b/>
+          <w:bCs/>
+        </w:rPr>
+        <w:t>Unparent the Camera:</w:t>
+      </w:r>
+      <w:r>
+        <w:t xml:space="preserve"> Make the camera an independent object in the hierarchy (not a child of the player).</w:t>
+      </w:r>
+    </w:p>
+    <w:p/>
+    <w:p>
+      <w:r>
+        <w:rPr>
+          <w:noProof/>
+        </w:rPr>
+        <w:lastRenderedPageBreak/>
         <w:drawing>
           <wp:inline distT="0" distB="0" distL="0" distR="0" wp14:anchorId="4D9744EE" wp14:editId="752F35D1">
             <wp:extent cx="20117435" cy="8503285"/>
@@ -547,7 +602,7 @@
                     </pic:cNvPicPr>
                   </pic:nvPicPr>
                   <pic:blipFill>
-                    <a:blip r:embed="rId9">
+                    <a:blip r:embed="rId5">
                       <a:extLst>
                         <a:ext uri="{28A0092B-C50C-407E-A947-70E740481C1C}">
                           <a14:useLocalDpi xmlns:a14="http://schemas.microsoft.com/office/drawing/2010/main" val="0"/>
@@ -581,6 +636,7 @@
     </w:p>
     <w:p>
       <w:r>
+        <w:lastRenderedPageBreak/>
         <w:t>Mark step incomplete</w:t>
       </w:r>
     </w:p>
@@ -615,15 +671,7 @@
         <w:t xml:space="preserve"> script</w:t>
       </w:r>
     </w:p>
-    <w:p>
-      <w:r>
-        <w:rPr>
-          <w:b/>
-          <w:bCs/>
-        </w:rPr>
-        <w:t>Q&amp;A (0)</w:t>
-      </w:r>
-    </w:p>
+    <w:p/>
     <w:p>
       <w:r>
         <w:t>Follow the video or text instructions below to create the </w:t>
@@ -659,7 +707,7 @@
       </w:r>
     </w:p>
     <w:p>
-      <w:hyperlink r:id="rId10" w:tgtFrame="_self" w:history="1">
+      <w:hyperlink r:id="rId6" w:tgtFrame="_self" w:history="1">
         <w:r>
           <w:rPr>
             <w:rStyle w:val="Hyperlink"/>
@@ -1063,6 +1111,10 @@
     </w:p>
     <w:p>
       <w:r>
+        <w:rPr>
+          <w:noProof/>
+        </w:rPr>
+        <w:lastRenderedPageBreak/>
         <w:drawing>
           <wp:inline distT="0" distB="0" distL="0" distR="0" wp14:anchorId="3F3C4124" wp14:editId="0F7602E0">
             <wp:extent cx="20117435" cy="7392670"/>
@@ -1081,7 +1133,7 @@
                     </pic:cNvPicPr>
                   </pic:nvPicPr>
                   <pic:blipFill>
-                    <a:blip r:embed="rId11">
+                    <a:blip r:embed="rId7">
                       <a:extLst>
                         <a:ext uri="{28A0092B-C50C-407E-A947-70E740481C1C}">
                           <a14:useLocalDpi xmlns:a14="http://schemas.microsoft.com/office/drawing/2010/main" val="0"/>
@@ -1142,15 +1194,7 @@
       </w:r>
       <w:proofErr w:type="spellEnd"/>
     </w:p>
-    <w:p>
-      <w:r>
-        <w:rPr>
-          <w:b/>
-          <w:bCs/>
-        </w:rPr>
-        <w:t>Q&amp;A (0)</w:t>
-      </w:r>
-    </w:p>
+    <w:p/>
     <w:p>
       <w:r>
         <w:t>Follow the video or text instructions below to assign the </w:t>
@@ -1190,7 +1234,7 @@
       </w:r>
     </w:p>
     <w:p>
-      <w:hyperlink r:id="rId12" w:tgtFrame="_self" w:history="1">
+      <w:hyperlink r:id="rId8" w:tgtFrame="_self" w:history="1">
         <w:r>
           <w:rPr>
             <w:rStyle w:val="Hyperlink"/>
@@ -1346,6 +1390,10 @@
     </w:p>
     <w:p>
       <w:r>
+        <w:rPr>
+          <w:noProof/>
+        </w:rPr>
+        <w:lastRenderedPageBreak/>
         <w:drawing>
           <wp:inline distT="0" distB="0" distL="0" distR="0" wp14:anchorId="059BE463" wp14:editId="6141DC34">
             <wp:extent cx="20117435" cy="6563995"/>
@@ -1364,7 +1412,7 @@
                     </pic:cNvPicPr>
                   </pic:nvPicPr>
                   <pic:blipFill>
-                    <a:blip r:embed="rId13">
+                    <a:blip r:embed="rId9">
                       <a:extLst>
                         <a:ext uri="{28A0092B-C50C-407E-A947-70E740481C1C}">
                           <a14:useLocalDpi xmlns:a14="http://schemas.microsoft.com/office/drawing/2010/main" val="0"/>
@@ -1453,18 +1501,11 @@
           <w:b/>
           <w:bCs/>
         </w:rPr>
+        <w:lastRenderedPageBreak/>
         <w:t>5. Final script sample</w:t>
       </w:r>
     </w:p>
-    <w:p>
-      <w:r>
-        <w:rPr>
-          <w:b/>
-          <w:bCs/>
-        </w:rPr>
-        <w:t>Q&amp;A (0)</w:t>
-      </w:r>
-    </w:p>
+    <w:p/>
     <w:p>
       <w:r>
         <w:t>If your script is not working as expected, below is an example of what your code should look like at this point. The comments have been added to make the code more readable.</w:t>
@@ -1728,6 +1769,7 @@
     </w:p>
     <w:p>
       <w:r>
+        <w:lastRenderedPageBreak/>
         <w:t xml:space="preserve">    }</w:t>
       </w:r>
     </w:p>
@@ -1748,7 +1790,7 @@
 </file>
 
 <file path=word/numbering.xml><?xml version="1.0" encoding="utf-8"?>
-<w:numbering xmlns:wpc="http://schemas.microsoft.com/office/word/2010/wordprocessingCanvas" xmlns:cx="http://schemas.microsoft.com/office/drawing/2014/chartex" xmlns:cx1="http://schemas.microsoft.com/office/drawing/2015/9/8/chartex" xmlns:cx2="http://schemas.microsoft.com/office/drawing/2015/10/21/chartex" xmlns:cx3="http://schemas.microsoft.com/office/drawing/2016/5/9/chartex" xmlns:cx4="http://schemas.microsoft.com/office/drawing/2016/5/10/chartex" xmlns:cx5="http://schemas.microsoft.com/office/drawing/2016/5/11/chartex" xmlns:cx6="http://schemas.microsoft.com/office/drawing/2016/5/12/chartex" xmlns:cx7="http://schemas.microsoft.com/office/drawing/2016/5/13/chartex" xmlns:cx8="http://schemas.microsoft.com/office/drawing/2016/5/14/chartex" xmlns:mc="http://schemas.openxmlformats.org/markup-compatibility/2006" xmlns:aink="http://schemas.microsoft.com/office/drawing/2016/ink" xmlns:am3d="http://schemas.microsoft.com/office/drawing/2017/model3d" xmlns:o="urn:schemas-microsoft-com:office:office" xmlns:oel="http://schemas.microsoft.com/office/2019/extlst" xmlns:r="http://schemas.openxmlformats.org/officeDocument/2006/relationships" xmlns:m="http://schemas.openxmlformats.org/officeDocument/2006/math" xmlns:v="urn:schemas-microsoft-com:vml" xmlns:wp14="http://schemas.microsoft.com/office/word/2010/wordprocessingDrawing" xmlns:wp="http://schemas.openxmlformats.org/drawingml/2006/wordprocessingDrawing" xmlns:w10="urn:schemas-microsoft-com:office:word" xmlns:w="http://schemas.openxmlformats.org/wordprocessingml/2006/main" xmlns:w14="http://schemas.microsoft.com/office/word/2010/wordml" xmlns:w15="http://schemas.microsoft.com/office/word/2012/wordml" xmlns:w16cei="http://schemas.microsoft.com/office/word/2026/wordml/cei" xmlns:w16cex="http://schemas.microsoft.com/office/word/2018/wordml/cex" xmlns:w16cid="http://schemas.microsoft.com/office/word/2016/wordml/cid" xmlns:w16="http://schemas.microsoft.com/office/word/2018/wordml" xmlns:w16du="http://schemas.microsoft.com/office/word/2023/wordml/word16du" xmlns:w16sdtdh="http://schemas.microsoft.com/office/word/2020/wordml/sdtdatahash" xmlns:w16sdtfl="http://schemas.microsoft.com/office/word/2024/wordml/sdtformatlock" xmlns:w16se="http://schemas.microsoft.com/office/word/2015/wordml/symex" xmlns:wpg="http://schemas.microsoft.com/office/word/2010/wordprocessingGroup" xmlns:wpi="http://schemas.microsoft.com/office/word/2010/wordprocessingInk" xmlns:wne="http://schemas.microsoft.com/office/word/2006/wordml" xmlns:wps="http://schemas.microsoft.com/office/word/2010/wordprocessingShape" mc:Ignorable="w14 w15 w16se w16cid w16 w16cex w16sdtdh w16sdtfl w16du wp14">
+<w:numbering xmlns:wpc="http://schemas.microsoft.com/office/word/2010/wordprocessingCanvas" xmlns:cx="http://schemas.microsoft.com/office/drawing/2014/chartex" xmlns:cx1="http://schemas.microsoft.com/office/drawing/2015/9/8/chartex" xmlns:cx2="http://schemas.microsoft.com/office/drawing/2015/10/21/chartex" xmlns:cx3="http://schemas.microsoft.com/office/drawing/2016/5/9/chartex" xmlns:cx4="http://schemas.microsoft.com/office/drawing/2016/5/10/chartex" xmlns:cx5="http://schemas.microsoft.com/office/drawing/2016/5/11/chartex" xmlns:cx6="http://schemas.microsoft.com/office/drawing/2016/5/12/chartex" xmlns:cx7="http://schemas.microsoft.com/office/drawing/2016/5/13/chartex" xmlns:cx8="http://schemas.microsoft.com/office/drawing/2016/5/14/chartex" xmlns:mc="http://schemas.openxmlformats.org/markup-compatibility/2006" xmlns:aink="http://schemas.microsoft.com/office/drawing/2016/ink" xmlns:am3d="http://schemas.microsoft.com/office/drawing/2017/model3d" xmlns:o="urn:schemas-microsoft-com:office:office" xmlns:oel="http://schemas.microsoft.com/office/2019/extlst" xmlns:r="http://schemas.openxmlformats.org/officeDocument/2006/relationships" xmlns:m="http://schemas.openxmlformats.org/officeDocument/2006/math" xmlns:v="urn:schemas-microsoft-com:vml" xmlns:wp14="http://schemas.microsoft.com/office/word/2010/wordprocessingDrawing" xmlns:wp="http://schemas.openxmlformats.org/drawingml/2006/wordprocessingDrawing" xmlns:w10="urn:schemas-microsoft-com:office:word" xmlns:w="http://schemas.openxmlformats.org/wordprocessingml/2006/main" xmlns:w14="http://schemas.microsoft.com/office/word/2010/wordml" xmlns:w15="http://schemas.microsoft.com/office/word/2012/wordml" xmlns:w16cex="http://schemas.microsoft.com/office/word/2018/wordml/cex" xmlns:w16cid="http://schemas.microsoft.com/office/word/2016/wordml/cid" xmlns:w16="http://schemas.microsoft.com/office/word/2018/wordml" xmlns:w16du="http://schemas.microsoft.com/office/word/2023/wordml/word16du" xmlns:w16sdtdh="http://schemas.microsoft.com/office/word/2020/wordml/sdtdatahash" xmlns:w16sdtfl="http://schemas.microsoft.com/office/word/2024/wordml/sdtformatlock" xmlns:w16se="http://schemas.microsoft.com/office/word/2015/wordml/symex" xmlns:wpg="http://schemas.microsoft.com/office/word/2010/wordprocessingGroup" xmlns:wpi="http://schemas.microsoft.com/office/word/2010/wordprocessingInk" xmlns:wne="http://schemas.microsoft.com/office/word/2006/wordml" xmlns:wps="http://schemas.microsoft.com/office/word/2010/wordprocessingShape" mc:Ignorable="w14 w15 w16se w16cid w16 w16cex w16sdtdh w16sdtfl w16du wp14">
   <w:abstractNum w:abstractNumId="0" w15:restartNumberingAfterBreak="0">
     <w:nsid w:val="13F72655"/>
     <w:multiLevelType w:val="multilevel"/>
@@ -1899,6 +1941,155 @@
     </w:lvl>
   </w:abstractNum>
   <w:abstractNum w:abstractNumId="1" w15:restartNumberingAfterBreak="0">
+    <w:nsid w:val="1F2F73C9"/>
+    <w:multiLevelType w:val="multilevel"/>
+    <w:tmpl w:val="7A547836"/>
+    <w:lvl w:ilvl="0">
+      <w:start w:val="1"/>
+      <w:numFmt w:val="bullet"/>
+      <w:lvlText w:val=""/>
+      <w:lvlJc w:val="left"/>
+      <w:pPr>
+        <w:tabs>
+          <w:tab w:val="num" w:pos="720"/>
+        </w:tabs>
+        <w:ind w:left="720" w:hanging="360"/>
+      </w:pPr>
+      <w:rPr>
+        <w:rFonts w:ascii="Symbol" w:hAnsi="Symbol" w:hint="default"/>
+        <w:sz w:val="20"/>
+      </w:rPr>
+    </w:lvl>
+    <w:lvl w:ilvl="1" w:tentative="1">
+      <w:start w:val="1"/>
+      <w:numFmt w:val="bullet"/>
+      <w:lvlText w:val="o"/>
+      <w:lvlJc w:val="left"/>
+      <w:pPr>
+        <w:tabs>
+          <w:tab w:val="num" w:pos="1440"/>
+        </w:tabs>
+        <w:ind w:left="1440" w:hanging="360"/>
+      </w:pPr>
+      <w:rPr>
+        <w:rFonts w:ascii="Courier New" w:hAnsi="Courier New" w:hint="default"/>
+        <w:sz w:val="20"/>
+      </w:rPr>
+    </w:lvl>
+    <w:lvl w:ilvl="2" w:tentative="1">
+      <w:start w:val="1"/>
+      <w:numFmt w:val="bullet"/>
+      <w:lvlText w:val=""/>
+      <w:lvlJc w:val="left"/>
+      <w:pPr>
+        <w:tabs>
+          <w:tab w:val="num" w:pos="2160"/>
+        </w:tabs>
+        <w:ind w:left="2160" w:hanging="360"/>
+      </w:pPr>
+      <w:rPr>
+        <w:rFonts w:ascii="Wingdings" w:hAnsi="Wingdings" w:hint="default"/>
+        <w:sz w:val="20"/>
+      </w:rPr>
+    </w:lvl>
+    <w:lvl w:ilvl="3" w:tentative="1">
+      <w:start w:val="1"/>
+      <w:numFmt w:val="bullet"/>
+      <w:lvlText w:val=""/>
+      <w:lvlJc w:val="left"/>
+      <w:pPr>
+        <w:tabs>
+          <w:tab w:val="num" w:pos="2880"/>
+        </w:tabs>
+        <w:ind w:left="2880" w:hanging="360"/>
+      </w:pPr>
+      <w:rPr>
+        <w:rFonts w:ascii="Wingdings" w:hAnsi="Wingdings" w:hint="default"/>
+        <w:sz w:val="20"/>
+      </w:rPr>
+    </w:lvl>
+    <w:lvl w:ilvl="4" w:tentative="1">
+      <w:start w:val="1"/>
+      <w:numFmt w:val="bullet"/>
+      <w:lvlText w:val=""/>
+      <w:lvlJc w:val="left"/>
+      <w:pPr>
+        <w:tabs>
+          <w:tab w:val="num" w:pos="3600"/>
+        </w:tabs>
+        <w:ind w:left="3600" w:hanging="360"/>
+      </w:pPr>
+      <w:rPr>
+        <w:rFonts w:ascii="Wingdings" w:hAnsi="Wingdings" w:hint="default"/>
+        <w:sz w:val="20"/>
+      </w:rPr>
+    </w:lvl>
+    <w:lvl w:ilvl="5" w:tentative="1">
+      <w:start w:val="1"/>
+      <w:numFmt w:val="bullet"/>
+      <w:lvlText w:val=""/>
+      <w:lvlJc w:val="left"/>
+      <w:pPr>
+        <w:tabs>
+          <w:tab w:val="num" w:pos="4320"/>
+        </w:tabs>
+        <w:ind w:left="4320" w:hanging="360"/>
+      </w:pPr>
+      <w:rPr>
+        <w:rFonts w:ascii="Wingdings" w:hAnsi="Wingdings" w:hint="default"/>
+        <w:sz w:val="20"/>
+      </w:rPr>
+    </w:lvl>
+    <w:lvl w:ilvl="6" w:tentative="1">
+      <w:start w:val="1"/>
+      <w:numFmt w:val="bullet"/>
+      <w:lvlText w:val=""/>
+      <w:lvlJc w:val="left"/>
+      <w:pPr>
+        <w:tabs>
+          <w:tab w:val="num" w:pos="5040"/>
+        </w:tabs>
+        <w:ind w:left="5040" w:hanging="360"/>
+      </w:pPr>
+      <w:rPr>
+        <w:rFonts w:ascii="Wingdings" w:hAnsi="Wingdings" w:hint="default"/>
+        <w:sz w:val="20"/>
+      </w:rPr>
+    </w:lvl>
+    <w:lvl w:ilvl="7" w:tentative="1">
+      <w:start w:val="1"/>
+      <w:numFmt w:val="bullet"/>
+      <w:lvlText w:val=""/>
+      <w:lvlJc w:val="left"/>
+      <w:pPr>
+        <w:tabs>
+          <w:tab w:val="num" w:pos="5760"/>
+        </w:tabs>
+        <w:ind w:left="5760" w:hanging="360"/>
+      </w:pPr>
+      <w:rPr>
+        <w:rFonts w:ascii="Wingdings" w:hAnsi="Wingdings" w:hint="default"/>
+        <w:sz w:val="20"/>
+      </w:rPr>
+    </w:lvl>
+    <w:lvl w:ilvl="8" w:tentative="1">
+      <w:start w:val="1"/>
+      <w:numFmt w:val="bullet"/>
+      <w:lvlText w:val=""/>
+      <w:lvlJc w:val="left"/>
+      <w:pPr>
+        <w:tabs>
+          <w:tab w:val="num" w:pos="6480"/>
+        </w:tabs>
+        <w:ind w:left="6480" w:hanging="360"/>
+      </w:pPr>
+      <w:rPr>
+        <w:rFonts w:ascii="Wingdings" w:hAnsi="Wingdings" w:hint="default"/>
+        <w:sz w:val="20"/>
+      </w:rPr>
+    </w:lvl>
+  </w:abstractNum>
+  <w:abstractNum w:abstractNumId="2" w15:restartNumberingAfterBreak="0">
     <w:nsid w:val="27675ED2"/>
     <w:multiLevelType w:val="multilevel"/>
     <w:tmpl w:val="CABC10C6"/>
@@ -2047,7 +2238,7 @@
       </w:rPr>
     </w:lvl>
   </w:abstractNum>
-  <w:abstractNum w:abstractNumId="2" w15:restartNumberingAfterBreak="0">
+  <w:abstractNum w:abstractNumId="3" w15:restartNumberingAfterBreak="0">
     <w:nsid w:val="2C462E39"/>
     <w:multiLevelType w:val="multilevel"/>
     <w:tmpl w:val="D4C07E20"/>
@@ -2196,7 +2387,7 @@
       </w:rPr>
     </w:lvl>
   </w:abstractNum>
-  <w:abstractNum w:abstractNumId="3" w15:restartNumberingAfterBreak="0">
+  <w:abstractNum w:abstractNumId="4" w15:restartNumberingAfterBreak="0">
     <w:nsid w:val="2C9F0771"/>
     <w:multiLevelType w:val="multilevel"/>
     <w:tmpl w:val="52DC3B6C"/>
@@ -2345,7 +2536,7 @@
       </w:rPr>
     </w:lvl>
   </w:abstractNum>
-  <w:abstractNum w:abstractNumId="4" w15:restartNumberingAfterBreak="0">
+  <w:abstractNum w:abstractNumId="5" w15:restartNumberingAfterBreak="0">
     <w:nsid w:val="32913531"/>
     <w:multiLevelType w:val="multilevel"/>
     <w:tmpl w:val="B54CC798"/>
@@ -2494,7 +2685,7 @@
       </w:rPr>
     </w:lvl>
   </w:abstractNum>
-  <w:abstractNum w:abstractNumId="5" w15:restartNumberingAfterBreak="0">
+  <w:abstractNum w:abstractNumId="6" w15:restartNumberingAfterBreak="0">
     <w:nsid w:val="44FA72E7"/>
     <w:multiLevelType w:val="multilevel"/>
     <w:tmpl w:val="D4C645FA"/>
@@ -2643,7 +2834,7 @@
       </w:rPr>
     </w:lvl>
   </w:abstractNum>
-  <w:abstractNum w:abstractNumId="6" w15:restartNumberingAfterBreak="0">
+  <w:abstractNum w:abstractNumId="7" w15:restartNumberingAfterBreak="0">
     <w:nsid w:val="52AB38B4"/>
     <w:multiLevelType w:val="multilevel"/>
     <w:tmpl w:val="39D2A4BE"/>
@@ -2792,7 +2983,7 @@
       </w:rPr>
     </w:lvl>
   </w:abstractNum>
-  <w:abstractNum w:abstractNumId="7" w15:restartNumberingAfterBreak="0">
+  <w:abstractNum w:abstractNumId="8" w15:restartNumberingAfterBreak="0">
     <w:nsid w:val="59B539A8"/>
     <w:multiLevelType w:val="multilevel"/>
     <w:tmpl w:val="1EB67D36"/>
@@ -2941,7 +3132,7 @@
       </w:rPr>
     </w:lvl>
   </w:abstractNum>
-  <w:abstractNum w:abstractNumId="8" w15:restartNumberingAfterBreak="0">
+  <w:abstractNum w:abstractNumId="9" w15:restartNumberingAfterBreak="0">
     <w:nsid w:val="635F0F45"/>
     <w:multiLevelType w:val="multilevel"/>
     <w:tmpl w:val="FF5AE04C"/>
@@ -3090,7 +3281,156 @@
       </w:rPr>
     </w:lvl>
   </w:abstractNum>
-  <w:abstractNum w:abstractNumId="9" w15:restartNumberingAfterBreak="0">
+  <w:abstractNum w:abstractNumId="10" w15:restartNumberingAfterBreak="0">
+    <w:nsid w:val="66407DF9"/>
+    <w:multiLevelType w:val="multilevel"/>
+    <w:tmpl w:val="30D607E4"/>
+    <w:lvl w:ilvl="0">
+      <w:start w:val="1"/>
+      <w:numFmt w:val="bullet"/>
+      <w:lvlText w:val=""/>
+      <w:lvlJc w:val="left"/>
+      <w:pPr>
+        <w:tabs>
+          <w:tab w:val="num" w:pos="720"/>
+        </w:tabs>
+        <w:ind w:left="720" w:hanging="360"/>
+      </w:pPr>
+      <w:rPr>
+        <w:rFonts w:ascii="Symbol" w:hAnsi="Symbol" w:hint="default"/>
+        <w:sz w:val="20"/>
+      </w:rPr>
+    </w:lvl>
+    <w:lvl w:ilvl="1" w:tentative="1">
+      <w:start w:val="1"/>
+      <w:numFmt w:val="bullet"/>
+      <w:lvlText w:val="o"/>
+      <w:lvlJc w:val="left"/>
+      <w:pPr>
+        <w:tabs>
+          <w:tab w:val="num" w:pos="1440"/>
+        </w:tabs>
+        <w:ind w:left="1440" w:hanging="360"/>
+      </w:pPr>
+      <w:rPr>
+        <w:rFonts w:ascii="Courier New" w:hAnsi="Courier New" w:hint="default"/>
+        <w:sz w:val="20"/>
+      </w:rPr>
+    </w:lvl>
+    <w:lvl w:ilvl="2" w:tentative="1">
+      <w:start w:val="1"/>
+      <w:numFmt w:val="bullet"/>
+      <w:lvlText w:val=""/>
+      <w:lvlJc w:val="left"/>
+      <w:pPr>
+        <w:tabs>
+          <w:tab w:val="num" w:pos="2160"/>
+        </w:tabs>
+        <w:ind w:left="2160" w:hanging="360"/>
+      </w:pPr>
+      <w:rPr>
+        <w:rFonts w:ascii="Wingdings" w:hAnsi="Wingdings" w:hint="default"/>
+        <w:sz w:val="20"/>
+      </w:rPr>
+    </w:lvl>
+    <w:lvl w:ilvl="3" w:tentative="1">
+      <w:start w:val="1"/>
+      <w:numFmt w:val="bullet"/>
+      <w:lvlText w:val=""/>
+      <w:lvlJc w:val="left"/>
+      <w:pPr>
+        <w:tabs>
+          <w:tab w:val="num" w:pos="2880"/>
+        </w:tabs>
+        <w:ind w:left="2880" w:hanging="360"/>
+      </w:pPr>
+      <w:rPr>
+        <w:rFonts w:ascii="Wingdings" w:hAnsi="Wingdings" w:hint="default"/>
+        <w:sz w:val="20"/>
+      </w:rPr>
+    </w:lvl>
+    <w:lvl w:ilvl="4" w:tentative="1">
+      <w:start w:val="1"/>
+      <w:numFmt w:val="bullet"/>
+      <w:lvlText w:val=""/>
+      <w:lvlJc w:val="left"/>
+      <w:pPr>
+        <w:tabs>
+          <w:tab w:val="num" w:pos="3600"/>
+        </w:tabs>
+        <w:ind w:left="3600" w:hanging="360"/>
+      </w:pPr>
+      <w:rPr>
+        <w:rFonts w:ascii="Wingdings" w:hAnsi="Wingdings" w:hint="default"/>
+        <w:sz w:val="20"/>
+      </w:rPr>
+    </w:lvl>
+    <w:lvl w:ilvl="5" w:tentative="1">
+      <w:start w:val="1"/>
+      <w:numFmt w:val="bullet"/>
+      <w:lvlText w:val=""/>
+      <w:lvlJc w:val="left"/>
+      <w:pPr>
+        <w:tabs>
+          <w:tab w:val="num" w:pos="4320"/>
+        </w:tabs>
+        <w:ind w:left="4320" w:hanging="360"/>
+      </w:pPr>
+      <w:rPr>
+        <w:rFonts w:ascii="Wingdings" w:hAnsi="Wingdings" w:hint="default"/>
+        <w:sz w:val="20"/>
+      </w:rPr>
+    </w:lvl>
+    <w:lvl w:ilvl="6" w:tentative="1">
+      <w:start w:val="1"/>
+      <w:numFmt w:val="bullet"/>
+      <w:lvlText w:val=""/>
+      <w:lvlJc w:val="left"/>
+      <w:pPr>
+        <w:tabs>
+          <w:tab w:val="num" w:pos="5040"/>
+        </w:tabs>
+        <w:ind w:left="5040" w:hanging="360"/>
+      </w:pPr>
+      <w:rPr>
+        <w:rFonts w:ascii="Wingdings" w:hAnsi="Wingdings" w:hint="default"/>
+        <w:sz w:val="20"/>
+      </w:rPr>
+    </w:lvl>
+    <w:lvl w:ilvl="7" w:tentative="1">
+      <w:start w:val="1"/>
+      <w:numFmt w:val="bullet"/>
+      <w:lvlText w:val=""/>
+      <w:lvlJc w:val="left"/>
+      <w:pPr>
+        <w:tabs>
+          <w:tab w:val="num" w:pos="5760"/>
+        </w:tabs>
+        <w:ind w:left="5760" w:hanging="360"/>
+      </w:pPr>
+      <w:rPr>
+        <w:rFonts w:ascii="Wingdings" w:hAnsi="Wingdings" w:hint="default"/>
+        <w:sz w:val="20"/>
+      </w:rPr>
+    </w:lvl>
+    <w:lvl w:ilvl="8" w:tentative="1">
+      <w:start w:val="1"/>
+      <w:numFmt w:val="bullet"/>
+      <w:lvlText w:val=""/>
+      <w:lvlJc w:val="left"/>
+      <w:pPr>
+        <w:tabs>
+          <w:tab w:val="num" w:pos="6480"/>
+        </w:tabs>
+        <w:ind w:left="6480" w:hanging="360"/>
+      </w:pPr>
+      <w:rPr>
+        <w:rFonts w:ascii="Wingdings" w:hAnsi="Wingdings" w:hint="default"/>
+        <w:sz w:val="20"/>
+      </w:rPr>
+    </w:lvl>
+  </w:abstractNum>
+  <w:abstractNum w:abstractNumId="11" w15:restartNumberingAfterBreak="0">
     <w:nsid w:val="72545FD9"/>
     <w:multiLevelType w:val="multilevel"/>
     <w:tmpl w:val="BF0487EA"/>
@@ -3239,7 +3579,7 @@
       </w:rPr>
     </w:lvl>
   </w:abstractNum>
-  <w:abstractNum w:abstractNumId="10" w15:restartNumberingAfterBreak="0">
+  <w:abstractNum w:abstractNumId="12" w15:restartNumberingAfterBreak="0">
     <w:nsid w:val="7A670D6C"/>
     <w:multiLevelType w:val="multilevel"/>
     <w:tmpl w:val="3844EAAC"/>
@@ -3388,7 +3728,7 @@
       </w:rPr>
     </w:lvl>
   </w:abstractNum>
-  <w:abstractNum w:abstractNumId="11" w15:restartNumberingAfterBreak="0">
+  <w:abstractNum w:abstractNumId="13" w15:restartNumberingAfterBreak="0">
     <w:nsid w:val="7FA117A6"/>
     <w:multiLevelType w:val="multilevel"/>
     <w:tmpl w:val="F2B0FBC0"/>
@@ -3538,40 +3878,46 @@
     </w:lvl>
   </w:abstractNum>
   <w:num w:numId="1" w16cid:durableId="964041073">
+    <w:abstractNumId w:val="9"/>
+  </w:num>
+  <w:num w:numId="2" w16cid:durableId="46951099">
+    <w:abstractNumId w:val="4"/>
+  </w:num>
+  <w:num w:numId="3" w16cid:durableId="2047217272">
     <w:abstractNumId w:val="8"/>
   </w:num>
-  <w:num w:numId="2" w16cid:durableId="46951099">
+  <w:num w:numId="4" w16cid:durableId="1807048810">
+    <w:abstractNumId w:val="6"/>
+  </w:num>
+  <w:num w:numId="5" w16cid:durableId="1382554568">
+    <w:abstractNumId w:val="13"/>
+  </w:num>
+  <w:num w:numId="6" w16cid:durableId="837429472">
+    <w:abstractNumId w:val="12"/>
+  </w:num>
+  <w:num w:numId="7" w16cid:durableId="1443300439">
+    <w:abstractNumId w:val="7"/>
+  </w:num>
+  <w:num w:numId="8" w16cid:durableId="2140494149">
     <w:abstractNumId w:val="3"/>
   </w:num>
-  <w:num w:numId="3" w16cid:durableId="2047217272">
-    <w:abstractNumId w:val="7"/>
-  </w:num>
-  <w:num w:numId="4" w16cid:durableId="1807048810">
-    <w:abstractNumId w:val="5"/>
-  </w:num>
-  <w:num w:numId="5" w16cid:durableId="1382554568">
+  <w:num w:numId="9" w16cid:durableId="1168404144">
     <w:abstractNumId w:val="11"/>
-  </w:num>
-  <w:num w:numId="6" w16cid:durableId="837429472">
-    <w:abstractNumId w:val="10"/>
-  </w:num>
-  <w:num w:numId="7" w16cid:durableId="1443300439">
-    <w:abstractNumId w:val="6"/>
-  </w:num>
-  <w:num w:numId="8" w16cid:durableId="2140494149">
-    <w:abstractNumId w:val="2"/>
-  </w:num>
-  <w:num w:numId="9" w16cid:durableId="1168404144">
-    <w:abstractNumId w:val="9"/>
   </w:num>
   <w:num w:numId="10" w16cid:durableId="363023902">
     <w:abstractNumId w:val="0"/>
   </w:num>
   <w:num w:numId="11" w16cid:durableId="1864400448">
+    <w:abstractNumId w:val="2"/>
+  </w:num>
+  <w:num w:numId="12" w16cid:durableId="1541699515">
+    <w:abstractNumId w:val="5"/>
+  </w:num>
+  <w:num w:numId="13" w16cid:durableId="430131590">
     <w:abstractNumId w:val="1"/>
   </w:num>
-  <w:num w:numId="12" w16cid:durableId="1541699515">
-    <w:abstractNumId w:val="4"/>
+  <w:num w:numId="14" w16cid:durableId="159346515">
+    <w:abstractNumId w:val="10"/>
   </w:num>
 </w:numbering>
 </file>

--- a/Unit 2 - 3D Roll A Ball/3-Moving the camera.docx
+++ b/Unit 2 - 3D Roll A Ball/3-Moving the camera.docx
@@ -89,27 +89,6 @@
       </w:r>
     </w:p>
     <w:p>
-      <w:r>
-        <w:t xml:space="preserve">By the end of this </w:t>
-      </w:r>
-      <w:r>
-        <w:t>lab</w:t>
-      </w:r>
-      <w:r>
-        <w:t>, your game will look something like this:</w:t>
-      </w:r>
-    </w:p>
-    <w:p>
-      <w:r>
-        <w:t>Play Video</w:t>
-      </w:r>
-    </w:p>
-    <w:p>
-      <w:r>
-        <w:t>Mark step incomplete</w:t>
-      </w:r>
-    </w:p>
-    <w:p>
       <w:pPr>
         <w:rPr>
           <w:b/>
@@ -124,7 +103,6 @@
         <w:t>2. Set the Camera position</w:t>
       </w:r>
     </w:p>
-    <w:p/>
     <w:p>
       <w:r>
         <w:t>Follow the video or text instructions below to raise and rotate the camera, then experiment with the </w:t>
@@ -136,21 +114,8 @@
         </w:rPr>
         <w:t>Player </w:t>
       </w:r>
-      <w:proofErr w:type="spellStart"/>
-      <w:r>
-        <w:t>GameObject</w:t>
-      </w:r>
-      <w:proofErr w:type="spellEnd"/>
-      <w:r>
-        <w:t xml:space="preserve"> as a parent </w:t>
-      </w:r>
-      <w:proofErr w:type="spellStart"/>
-      <w:r>
-        <w:t>GameObject</w:t>
-      </w:r>
-      <w:proofErr w:type="spellEnd"/>
-      <w:r>
-        <w:t>:</w:t>
+      <w:r>
+        <w:t>GameObject as a parent GameObject:</w:t>
       </w:r>
     </w:p>
     <w:p>
@@ -304,23 +269,7 @@
           <w:b/>
           <w:bCs/>
         </w:rPr>
-        <w:t xml:space="preserve">2. Experiment with the Player as a parent </w:t>
-      </w:r>
-      <w:proofErr w:type="spellStart"/>
-      <w:r>
-        <w:rPr>
-          <w:b/>
-          <w:bCs/>
-        </w:rPr>
-        <w:t>GameObject</w:t>
-      </w:r>
-      <w:proofErr w:type="spellEnd"/>
-      <w:r>
-        <w:rPr>
-          <w:b/>
-          <w:bCs/>
-        </w:rPr>
-        <w:t>.</w:t>
+        <w:t>2. Experiment with the Player as a parent GameObject.</w:t>
       </w:r>
     </w:p>
     <w:p>
@@ -351,15 +300,7 @@
         <w:t>Player</w:t>
       </w:r>
       <w:r>
-        <w:t> </w:t>
-      </w:r>
-      <w:proofErr w:type="spellStart"/>
-      <w:r>
-        <w:t>GameObject</w:t>
-      </w:r>
-      <w:proofErr w:type="spellEnd"/>
-      <w:r>
-        <w:t xml:space="preserve"> in the </w:t>
+        <w:t> GameObject in the </w:t>
       </w:r>
       <w:r>
         <w:rPr>
@@ -369,15 +310,7 @@
         <w:t>Hierarchy</w:t>
       </w:r>
       <w:r>
-        <w:t xml:space="preserve"> window to set the camera as a child </w:t>
-      </w:r>
-      <w:proofErr w:type="spellStart"/>
-      <w:r>
-        <w:t>GameObject</w:t>
-      </w:r>
-      <w:proofErr w:type="spellEnd"/>
-      <w:r>
-        <w:t xml:space="preserve"> of the </w:t>
+        <w:t> window to set the camera as a child GameObject of the </w:t>
       </w:r>
       <w:r>
         <w:rPr>
@@ -386,13 +319,8 @@
         </w:rPr>
         <w:t>Player </w:t>
       </w:r>
-      <w:proofErr w:type="spellStart"/>
-      <w:r>
-        <w:t>GameObject</w:t>
-      </w:r>
-      <w:proofErr w:type="spellEnd"/>
-      <w:r>
-        <w:t>.</w:t>
+      <w:r>
+        <w:t>GameObject.</w:t>
       </w:r>
     </w:p>
     <w:p>
@@ -412,13 +340,8 @@
         </w:rPr>
         <w:t>Player </w:t>
       </w:r>
-      <w:proofErr w:type="spellStart"/>
-      <w:r>
-        <w:t>GameObject</w:t>
-      </w:r>
-      <w:proofErr w:type="spellEnd"/>
-      <w:r>
-        <w:t>.</w:t>
+      <w:r>
+        <w:t>GameObject.</w:t>
       </w:r>
     </w:p>
     <w:p>
@@ -449,15 +372,7 @@
         <w:t>Player</w:t>
       </w:r>
       <w:r>
-        <w:t> </w:t>
-      </w:r>
-      <w:proofErr w:type="spellStart"/>
-      <w:r>
-        <w:t>GameObject</w:t>
-      </w:r>
-      <w:proofErr w:type="spellEnd"/>
-      <w:r>
-        <w:t>.</w:t>
+        <w:t> GameObject.</w:t>
       </w:r>
     </w:p>
     <w:p/>
@@ -481,7 +396,6 @@
           <w:b/>
           <w:bCs/>
         </w:rPr>
-        <w:lastRenderedPageBreak/>
         <w:t>Why It Happens</w:t>
       </w:r>
     </w:p>
@@ -533,6 +447,7 @@
           <w:b/>
           <w:bCs/>
         </w:rPr>
+        <w:lastRenderedPageBreak/>
         <w:t>Camera Follows:</w:t>
       </w:r>
       <w:r>
@@ -635,116 +550,34 @@
       </w:r>
     </w:p>
     <w:p>
-      <w:r>
+      <w:pPr>
+        <w:rPr>
+          <w:b/>
+          <w:bCs/>
+        </w:rPr>
+      </w:pPr>
+      <w:r>
+        <w:rPr>
+          <w:b/>
+          <w:bCs/>
+        </w:rPr>
         <w:lastRenderedPageBreak/>
-        <w:t>Mark step incomplete</w:t>
-      </w:r>
-    </w:p>
-    <w:p>
-      <w:pPr>
-        <w:rPr>
-          <w:b/>
-          <w:bCs/>
-        </w:rPr>
-      </w:pPr>
-      <w:r>
-        <w:rPr>
-          <w:b/>
-          <w:bCs/>
-        </w:rPr>
-        <w:t xml:space="preserve">3. Write a </w:t>
-      </w:r>
-      <w:proofErr w:type="spellStart"/>
-      <w:r>
-        <w:rPr>
-          <w:b/>
-          <w:bCs/>
-        </w:rPr>
-        <w:t>CameraController</w:t>
-      </w:r>
-      <w:proofErr w:type="spellEnd"/>
-      <w:r>
-        <w:rPr>
-          <w:b/>
-          <w:bCs/>
-        </w:rPr>
-        <w:t xml:space="preserve"> script</w:t>
-      </w:r>
-    </w:p>
-    <w:p/>
-    <w:p>
-      <w:r>
-        <w:t>Follow the video or text instructions below to create the </w:t>
-      </w:r>
-      <w:proofErr w:type="spellStart"/>
-      <w:r>
-        <w:rPr>
-          <w:b/>
-          <w:bCs/>
-        </w:rPr>
-        <w:t>CameraController</w:t>
-      </w:r>
-      <w:proofErr w:type="spellEnd"/>
-      <w:r>
-        <w:t> script, declare player and offset variables, define the offset variable, then set the camera position in </w:t>
-      </w:r>
-      <w:proofErr w:type="spellStart"/>
-      <w:r>
-        <w:rPr>
-          <w:b/>
-          <w:bCs/>
-        </w:rPr>
-        <w:t>LateUpdate</w:t>
-      </w:r>
-      <w:proofErr w:type="spellEnd"/>
-      <w:r>
-        <w:t>:</w:t>
-      </w:r>
-    </w:p>
-    <w:p>
-      <w:r>
-        <w:t>Play Video</w:t>
-      </w:r>
-    </w:p>
-    <w:p>
-      <w:hyperlink r:id="rId6" w:tgtFrame="_self" w:history="1">
-        <w:r>
-          <w:rPr>
-            <w:rStyle w:val="Hyperlink"/>
-          </w:rPr>
-          <w:t>Download Transcript</w:t>
-        </w:r>
-      </w:hyperlink>
-    </w:p>
-    <w:p>
-      <w:pPr>
-        <w:rPr>
-          <w:b/>
-          <w:bCs/>
-        </w:rPr>
-      </w:pPr>
-      <w:r>
-        <w:rPr>
-          <w:b/>
-          <w:bCs/>
-        </w:rPr>
-        <w:t xml:space="preserve">1. Create the </w:t>
-      </w:r>
-      <w:proofErr w:type="spellStart"/>
-      <w:r>
-        <w:rPr>
-          <w:b/>
-          <w:bCs/>
-        </w:rPr>
-        <w:t>CameraController</w:t>
-      </w:r>
-      <w:proofErr w:type="spellEnd"/>
-      <w:r>
-        <w:rPr>
-          <w:b/>
-          <w:bCs/>
-        </w:rPr>
-        <w:t xml:space="preserve"> script.</w:t>
+        <w:t>3. Write a CameraController script</w:t>
+      </w:r>
+    </w:p>
+    <w:p>
+      <w:pPr>
+        <w:rPr>
+          <w:b/>
+          <w:bCs/>
+        </w:rPr>
+      </w:pPr>
+      <w:r>
+        <w:rPr>
+          <w:b/>
+          <w:bCs/>
+        </w:rPr>
+        <w:t>1. Create the CameraController script.</w:t>
       </w:r>
     </w:p>
     <w:p>
@@ -765,15 +598,7 @@
         <w:t>Main Camera</w:t>
       </w:r>
       <w:r>
-        <w:t> </w:t>
-      </w:r>
-      <w:proofErr w:type="spellStart"/>
-      <w:r>
-        <w:t>GameObject</w:t>
-      </w:r>
-      <w:proofErr w:type="spellEnd"/>
-      <w:r>
-        <w:t xml:space="preserve"> selected in the </w:t>
+        <w:t> GameObject selected in the </w:t>
       </w:r>
       <w:r>
         <w:rPr>
@@ -824,15 +649,7 @@
         </w:numPr>
       </w:pPr>
       <w:r>
-        <w:t>Name your new script “</w:t>
-      </w:r>
-      <w:proofErr w:type="spellStart"/>
-      <w:r>
-        <w:t>CameraController</w:t>
-      </w:r>
-      <w:proofErr w:type="spellEnd"/>
-      <w:r>
-        <w:t>”.</w:t>
+        <w:t>Name your new script “CameraController”.</w:t>
       </w:r>
     </w:p>
     <w:p>
@@ -915,15 +732,7 @@
     </w:p>
     <w:p>
       <w:r>
-        <w:t xml:space="preserve">public </w:t>
-      </w:r>
-      <w:proofErr w:type="spellStart"/>
-      <w:r>
-        <w:t>GameObject</w:t>
-      </w:r>
-      <w:proofErr w:type="spellEnd"/>
-      <w:r>
-        <w:t xml:space="preserve"> player;</w:t>
+        <w:t>public GameObject player;</w:t>
       </w:r>
     </w:p>
     <w:p>
@@ -969,61 +778,22 @@
     </w:p>
     <w:p>
       <w:r>
-        <w:t xml:space="preserve">offset = </w:t>
-      </w:r>
-      <w:proofErr w:type="spellStart"/>
-      <w:proofErr w:type="gramStart"/>
-      <w:r>
-        <w:t>transform.position</w:t>
-      </w:r>
-      <w:proofErr w:type="spellEnd"/>
-      <w:proofErr w:type="gramEnd"/>
-      <w:r>
-        <w:t xml:space="preserve"> - </w:t>
-      </w:r>
-      <w:proofErr w:type="spellStart"/>
-      <w:proofErr w:type="gramStart"/>
-      <w:r>
-        <w:t>player.transform</w:t>
-      </w:r>
-      <w:proofErr w:type="gramEnd"/>
-      <w:r>
-        <w:t>.position</w:t>
-      </w:r>
-      <w:proofErr w:type="spellEnd"/>
-      <w:r>
-        <w:t xml:space="preserve">; </w:t>
-      </w:r>
-    </w:p>
-    <w:p>
-      <w:pPr>
-        <w:rPr>
-          <w:b/>
-          <w:bCs/>
-        </w:rPr>
-      </w:pPr>
-      <w:r>
-        <w:rPr>
-          <w:b/>
-          <w:bCs/>
-        </w:rPr>
-        <w:t xml:space="preserve">4. Set the camera position in </w:t>
-      </w:r>
-      <w:proofErr w:type="spellStart"/>
-      <w:r>
-        <w:rPr>
-          <w:b/>
-          <w:bCs/>
-        </w:rPr>
-        <w:t>LateUpdate</w:t>
-      </w:r>
-      <w:proofErr w:type="spellEnd"/>
-      <w:r>
-        <w:rPr>
-          <w:b/>
-          <w:bCs/>
-        </w:rPr>
-        <w:t>.</w:t>
+        <w:t xml:space="preserve">offset = transform.position - player.transform.position; </w:t>
+      </w:r>
+    </w:p>
+    <w:p>
+      <w:pPr>
+        <w:rPr>
+          <w:b/>
+          <w:bCs/>
+        </w:rPr>
+      </w:pPr>
+      <w:r>
+        <w:rPr>
+          <w:b/>
+          <w:bCs/>
+        </w:rPr>
+        <w:t>4. Set the camera position in LateUpdate.</w:t>
       </w:r>
     </w:p>
     <w:p>
@@ -1048,28 +818,8 @@
       </w:r>
     </w:p>
     <w:p>
-      <w:proofErr w:type="spellStart"/>
-      <w:proofErr w:type="gramStart"/>
-      <w:r>
-        <w:t>transform.position</w:t>
-      </w:r>
-      <w:proofErr w:type="spellEnd"/>
-      <w:proofErr w:type="gramEnd"/>
-      <w:r>
-        <w:t xml:space="preserve"> = </w:t>
-      </w:r>
-      <w:proofErr w:type="spellStart"/>
-      <w:proofErr w:type="gramStart"/>
-      <w:r>
-        <w:t>player.transform</w:t>
-      </w:r>
-      <w:proofErr w:type="gramEnd"/>
-      <w:r>
-        <w:t>.position</w:t>
-      </w:r>
-      <w:proofErr w:type="spellEnd"/>
-      <w:r>
-        <w:t xml:space="preserve"> + offset; </w:t>
+      <w:r>
+        <w:t xml:space="preserve">transform.position = player.transform.position + offset; </w:t>
       </w:r>
     </w:p>
     <w:p>
@@ -1080,33 +830,12 @@
         </w:numPr>
       </w:pPr>
       <w:r>
-        <w:t xml:space="preserve">Change the Update function to a </w:t>
-      </w:r>
-      <w:proofErr w:type="spellStart"/>
-      <w:r>
-        <w:t>LateUpdate</w:t>
-      </w:r>
-      <w:proofErr w:type="spellEnd"/>
-      <w:r>
-        <w:t xml:space="preserve"> function:</w:t>
-      </w:r>
-    </w:p>
-    <w:p>
-      <w:r>
-        <w:t xml:space="preserve">void </w:t>
-      </w:r>
-      <w:proofErr w:type="spellStart"/>
-      <w:proofErr w:type="gramStart"/>
-      <w:r>
-        <w:t>LateUpdate</w:t>
-      </w:r>
-      <w:proofErr w:type="spellEnd"/>
-      <w:r>
-        <w:t>(</w:t>
-      </w:r>
-      <w:proofErr w:type="gramEnd"/>
-      <w:r>
-        <w:t>)</w:t>
+        <w:t>Change the Update function to a LateUpdate function:</w:t>
+      </w:r>
+    </w:p>
+    <w:p>
+      <w:r>
+        <w:t>void LateUpdate()</w:t>
       </w:r>
     </w:p>
     <w:p>
@@ -1133,7 +862,7 @@
                     </pic:cNvPicPr>
                   </pic:nvPicPr>
                   <pic:blipFill>
-                    <a:blip r:embed="rId7">
+                    <a:blip r:embed="rId6">
                       <a:extLst>
                         <a:ext uri="{28A0092B-C50C-407E-A947-70E740481C1C}">
                           <a14:useLocalDpi xmlns:a14="http://schemas.microsoft.com/office/drawing/2010/main" val="0"/>
@@ -1166,112 +895,35 @@
       </w:r>
     </w:p>
     <w:p>
-      <w:r>
-        <w:t>Mark step incomplete</w:t>
-      </w:r>
-    </w:p>
-    <w:p>
-      <w:pPr>
-        <w:rPr>
-          <w:b/>
-          <w:bCs/>
-        </w:rPr>
-      </w:pPr>
-      <w:r>
-        <w:rPr>
-          <w:b/>
-          <w:bCs/>
-        </w:rPr>
-        <w:t xml:space="preserve">4. Reference the Player </w:t>
-      </w:r>
-      <w:proofErr w:type="spellStart"/>
-      <w:r>
-        <w:rPr>
-          <w:b/>
-          <w:bCs/>
-        </w:rPr>
-        <w:t>GameObject</w:t>
-      </w:r>
-      <w:proofErr w:type="spellEnd"/>
+      <w:pPr>
+        <w:rPr>
+          <w:b/>
+          <w:bCs/>
+        </w:rPr>
+      </w:pPr>
+      <w:r>
+        <w:rPr>
+          <w:b/>
+          <w:bCs/>
+        </w:rPr>
+        <w:t>4. Reference the Player GameObject</w:t>
+      </w:r>
     </w:p>
     <w:p/>
     <w:p>
-      <w:r>
-        <w:t>Follow the video or text instructions below to assign the </w:t>
-      </w:r>
-      <w:r>
-        <w:rPr>
-          <w:b/>
-          <w:bCs/>
-        </w:rPr>
-        <w:t>Player</w:t>
-      </w:r>
-      <w:r>
-        <w:t> </w:t>
-      </w:r>
-      <w:proofErr w:type="spellStart"/>
-      <w:r>
-        <w:t>GameObject</w:t>
-      </w:r>
-      <w:proofErr w:type="spellEnd"/>
-      <w:r>
-        <w:t xml:space="preserve"> variable in the </w:t>
-      </w:r>
-      <w:r>
-        <w:rPr>
-          <w:b/>
-          <w:bCs/>
-        </w:rPr>
-        <w:t>Inspector </w:t>
-      </w:r>
-      <w:r>
-        <w:t>window, then test the game:</w:t>
-      </w:r>
-    </w:p>
-    <w:p>
-      <w:r>
-        <w:t>Play Video</w:t>
-      </w:r>
-    </w:p>
-    <w:p>
-      <w:hyperlink r:id="rId8" w:tgtFrame="_self" w:history="1">
-        <w:r>
-          <w:rPr>
-            <w:rStyle w:val="Hyperlink"/>
-          </w:rPr>
-          <w:t>Download Transcript</w:t>
-        </w:r>
-      </w:hyperlink>
-    </w:p>
-    <w:p>
-      <w:pPr>
-        <w:rPr>
-          <w:b/>
-          <w:bCs/>
-        </w:rPr>
-      </w:pPr>
-      <w:r>
-        <w:rPr>
-          <w:b/>
-          <w:bCs/>
-        </w:rPr>
-        <w:t xml:space="preserve">1. Assign the Player </w:t>
-      </w:r>
-      <w:proofErr w:type="spellStart"/>
-      <w:r>
-        <w:rPr>
-          <w:b/>
-          <w:bCs/>
-        </w:rPr>
-        <w:t>GameObject</w:t>
-      </w:r>
-      <w:proofErr w:type="spellEnd"/>
-      <w:r>
-        <w:rPr>
-          <w:b/>
-          <w:bCs/>
-        </w:rPr>
-        <w:t xml:space="preserve"> variable in the Inspector window.</w:t>
+      <w:pPr>
+        <w:rPr>
+          <w:b/>
+          <w:bCs/>
+        </w:rPr>
+      </w:pPr>
+      <w:r>
+        <w:rPr>
+          <w:b/>
+          <w:bCs/>
+        </w:rPr>
+        <w:lastRenderedPageBreak/>
+        <w:t>1. Assign the Player GameObject variable in the Inspector window.</w:t>
       </w:r>
     </w:p>
     <w:p>
@@ -1284,7 +936,6 @@
       <w:r>
         <w:t>Make sure you have saved the </w:t>
       </w:r>
-      <w:proofErr w:type="spellStart"/>
       <w:r>
         <w:rPr>
           <w:b/>
@@ -1292,7 +943,6 @@
         </w:rPr>
         <w:t>CameraController</w:t>
       </w:r>
-      <w:proofErr w:type="spellEnd"/>
       <w:r>
         <w:t> script, then return to Unity.</w:t>
       </w:r>
@@ -1317,7 +967,6 @@
       <w:r>
         <w:t> select the </w:t>
       </w:r>
-      <w:proofErr w:type="spellStart"/>
       <w:r>
         <w:rPr>
           <w:b/>
@@ -1325,17 +974,8 @@
         </w:rPr>
         <w:t>MainCamera</w:t>
       </w:r>
-      <w:proofErr w:type="spellEnd"/>
-      <w:r>
-        <w:t> </w:t>
-      </w:r>
-      <w:proofErr w:type="spellStart"/>
-      <w:r>
-        <w:t>GameObject</w:t>
-      </w:r>
-      <w:proofErr w:type="spellEnd"/>
-      <w:r>
-        <w:t>, then drag the </w:t>
+      <w:r>
+        <w:t> GameObject, then drag the </w:t>
       </w:r>
       <w:r>
         <w:rPr>
@@ -1345,15 +985,7 @@
         <w:t>Player</w:t>
       </w:r>
       <w:r>
-        <w:t> </w:t>
-      </w:r>
-      <w:proofErr w:type="spellStart"/>
-      <w:r>
-        <w:t>GameObject</w:t>
-      </w:r>
-      <w:proofErr w:type="spellEnd"/>
-      <w:r>
-        <w:t xml:space="preserve"> from the </w:t>
+        <w:t> GameObject from the </w:t>
       </w:r>
       <w:r>
         <w:rPr>
@@ -1375,7 +1007,6 @@
       <w:r>
         <w:t> slot in the </w:t>
       </w:r>
-      <w:proofErr w:type="spellStart"/>
       <w:r>
         <w:rPr>
           <w:b/>
@@ -1383,7 +1014,6 @@
         </w:rPr>
         <w:t>CameraController</w:t>
       </w:r>
-      <w:proofErr w:type="spellEnd"/>
       <w:r>
         <w:t> component.</w:t>
       </w:r>
@@ -1393,7 +1023,6 @@
         <w:rPr>
           <w:noProof/>
         </w:rPr>
-        <w:lastRenderedPageBreak/>
         <w:drawing>
           <wp:inline distT="0" distB="0" distL="0" distR="0" wp14:anchorId="059BE463" wp14:editId="6141DC34">
             <wp:extent cx="20117435" cy="6563995"/>
@@ -1412,7 +1041,7 @@
                     </pic:cNvPicPr>
                   </pic:nvPicPr>
                   <pic:blipFill>
-                    <a:blip r:embed="rId9">
+                    <a:blip r:embed="rId7">
                       <a:extLst>
                         <a:ext uri="{28A0092B-C50C-407E-A947-70E740481C1C}">
                           <a14:useLocalDpi xmlns:a14="http://schemas.microsoft.com/office/drawing/2010/main" val="0"/>
@@ -1471,25 +1100,6 @@
       </w:r>
     </w:p>
     <w:p>
-      <w:r>
-        <w:t>Play Video</w:t>
-      </w:r>
-    </w:p>
-    <w:p>
-      <w:r>
-        <w:t>Mark step incomplete</w:t>
-      </w:r>
-    </w:p>
-    <w:p>
-      <w:r>
-        <w:rPr>
-          <w:b/>
-          <w:bCs/>
-        </w:rPr>
-        <w:t>Optional step</w:t>
-      </w:r>
-    </w:p>
-    <w:p>
       <w:pPr>
         <w:rPr>
           <w:b/>
@@ -1518,7 +1128,6 @@
           <w:bCs/>
         </w:rPr>
       </w:pPr>
-      <w:proofErr w:type="spellStart"/>
       <w:r>
         <w:rPr>
           <w:b/>
@@ -1526,72 +1135,27 @@
         </w:rPr>
         <w:t>CameraController.cs</w:t>
       </w:r>
-      <w:proofErr w:type="spellEnd"/>
-    </w:p>
-    <w:p>
-      <w:r>
-        <w:t xml:space="preserve">using </w:t>
-      </w:r>
-      <w:proofErr w:type="spellStart"/>
-      <w:r>
-        <w:t>System.Collections</w:t>
-      </w:r>
-      <w:proofErr w:type="spellEnd"/>
-      <w:r>
-        <w:t>;</w:t>
-      </w:r>
-    </w:p>
-    <w:p>
-      <w:r>
-        <w:t xml:space="preserve">using </w:t>
-      </w:r>
-      <w:proofErr w:type="spellStart"/>
-      <w:proofErr w:type="gramStart"/>
-      <w:r>
-        <w:t>System.Collections.Generic</w:t>
-      </w:r>
-      <w:proofErr w:type="spellEnd"/>
-      <w:proofErr w:type="gramEnd"/>
-      <w:r>
-        <w:t>;</w:t>
-      </w:r>
-    </w:p>
-    <w:p>
-      <w:r>
-        <w:t xml:space="preserve">using </w:t>
-      </w:r>
-      <w:proofErr w:type="spellStart"/>
-      <w:r>
-        <w:t>UnityEngine</w:t>
-      </w:r>
-      <w:proofErr w:type="spellEnd"/>
-      <w:r>
-        <w:t>;</w:t>
+    </w:p>
+    <w:p>
+      <w:r>
+        <w:t>using System.Collections;</w:t>
+      </w:r>
+    </w:p>
+    <w:p>
+      <w:r>
+        <w:t>using System.Collections.Generic;</w:t>
+      </w:r>
+    </w:p>
+    <w:p>
+      <w:r>
+        <w:t>using UnityEngine;</w:t>
       </w:r>
     </w:p>
     <w:p/>
     <w:p>
       <w:r>
-        <w:t xml:space="preserve">public class </w:t>
-      </w:r>
-      <w:proofErr w:type="spellStart"/>
-      <w:proofErr w:type="gramStart"/>
-      <w:r>
-        <w:t>CameraController</w:t>
-      </w:r>
-      <w:proofErr w:type="spellEnd"/>
-      <w:r>
-        <w:t xml:space="preserve"> :</w:t>
-      </w:r>
-      <w:proofErr w:type="gramEnd"/>
-      <w:r>
-        <w:t xml:space="preserve"> </w:t>
-      </w:r>
-      <w:proofErr w:type="spellStart"/>
-      <w:r>
-        <w:t>MonoBehaviour</w:t>
-      </w:r>
-      <w:proofErr w:type="spellEnd"/>
+        <w:t>public class CameraController : MonoBehaviour</w:t>
+      </w:r>
     </w:p>
     <w:p>
       <w:r>
@@ -1600,28 +1164,12 @@
     </w:p>
     <w:p>
       <w:r>
-        <w:t xml:space="preserve"> // Reference to the player </w:t>
-      </w:r>
-      <w:proofErr w:type="spellStart"/>
-      <w:r>
-        <w:t>GameObject</w:t>
-      </w:r>
-      <w:proofErr w:type="spellEnd"/>
-      <w:r>
-        <w:t>.</w:t>
-      </w:r>
-    </w:p>
-    <w:p>
-      <w:r>
-        <w:t xml:space="preserve"> public </w:t>
-      </w:r>
-      <w:proofErr w:type="spellStart"/>
-      <w:r>
-        <w:t>GameObject</w:t>
-      </w:r>
-      <w:proofErr w:type="spellEnd"/>
-      <w:r>
-        <w:t xml:space="preserve"> player;</w:t>
+        <w:t xml:space="preserve"> // Reference to the player GameObject.</w:t>
+      </w:r>
+    </w:p>
+    <w:p>
+      <w:r>
+        <w:t xml:space="preserve"> public GameObject player;</w:t>
       </w:r>
     </w:p>
     <w:p/>
@@ -1643,15 +1191,7 @@
     </w:p>
     <w:p>
       <w:r>
-        <w:t xml:space="preserve"> void </w:t>
-      </w:r>
-      <w:proofErr w:type="gramStart"/>
-      <w:r>
-        <w:t>Start(</w:t>
-      </w:r>
-      <w:proofErr w:type="gramEnd"/>
-      <w:r>
-        <w:t>)</w:t>
+        <w:t xml:space="preserve"> void Start()</w:t>
       </w:r>
     </w:p>
     <w:p>
@@ -1666,30 +1206,7 @@
     </w:p>
     <w:p>
       <w:r>
-        <w:t xml:space="preserve">        offset = </w:t>
-      </w:r>
-      <w:proofErr w:type="spellStart"/>
-      <w:proofErr w:type="gramStart"/>
-      <w:r>
-        <w:t>transform.position</w:t>
-      </w:r>
-      <w:proofErr w:type="spellEnd"/>
-      <w:proofErr w:type="gramEnd"/>
-      <w:r>
-        <w:t xml:space="preserve"> - </w:t>
-      </w:r>
-      <w:proofErr w:type="spellStart"/>
-      <w:proofErr w:type="gramStart"/>
-      <w:r>
-        <w:t>player.transform</w:t>
-      </w:r>
-      <w:proofErr w:type="gramEnd"/>
-      <w:r>
-        <w:t>.position</w:t>
-      </w:r>
-      <w:proofErr w:type="spellEnd"/>
-      <w:r>
-        <w:t xml:space="preserve">; </w:t>
+        <w:t xml:space="preserve">        offset = transform.position - player.transform.position; </w:t>
       </w:r>
     </w:p>
     <w:p>
@@ -1700,33 +1217,12 @@
     <w:p/>
     <w:p>
       <w:r>
-        <w:t xml:space="preserve"> // </w:t>
-      </w:r>
-      <w:proofErr w:type="spellStart"/>
-      <w:r>
-        <w:t>LateUpdate</w:t>
-      </w:r>
-      <w:proofErr w:type="spellEnd"/>
-      <w:r>
-        <w:t xml:space="preserve"> is called once per frame after all Update functions have been completed.</w:t>
-      </w:r>
-    </w:p>
-    <w:p>
-      <w:r>
-        <w:t xml:space="preserve"> void </w:t>
-      </w:r>
-      <w:proofErr w:type="spellStart"/>
-      <w:proofErr w:type="gramStart"/>
-      <w:r>
-        <w:t>LateUpdate</w:t>
-      </w:r>
-      <w:proofErr w:type="spellEnd"/>
-      <w:r>
-        <w:t>(</w:t>
-      </w:r>
-      <w:proofErr w:type="gramEnd"/>
-      <w:r>
-        <w:t>)</w:t>
+        <w:t xml:space="preserve"> // LateUpdate is called once per frame after all Update functions have been completed.</w:t>
+      </w:r>
+    </w:p>
+    <w:p>
+      <w:r>
+        <w:t xml:space="preserve"> void LateUpdate()</w:t>
       </w:r>
     </w:p>
     <w:p>
@@ -1741,30 +1237,7 @@
     </w:p>
     <w:p>
       <w:r>
-        <w:t xml:space="preserve">        </w:t>
-      </w:r>
-      <w:proofErr w:type="spellStart"/>
-      <w:proofErr w:type="gramStart"/>
-      <w:r>
-        <w:t>transform.position</w:t>
-      </w:r>
-      <w:proofErr w:type="spellEnd"/>
-      <w:proofErr w:type="gramEnd"/>
-      <w:r>
-        <w:t xml:space="preserve"> = </w:t>
-      </w:r>
-      <w:proofErr w:type="spellStart"/>
-      <w:proofErr w:type="gramStart"/>
-      <w:r>
-        <w:t>player.transform</w:t>
-      </w:r>
-      <w:proofErr w:type="gramEnd"/>
-      <w:r>
-        <w:t>.position</w:t>
-      </w:r>
-      <w:proofErr w:type="spellEnd"/>
-      <w:r>
-        <w:t xml:space="preserve"> + offset;  </w:t>
+        <w:t xml:space="preserve">        transform.position = player.transform.position + offset;  </w:t>
       </w:r>
     </w:p>
     <w:p>
@@ -4525,6 +3998,7 @@
   <w:style w:type="character" w:default="1" w:styleId="DefaultParagraphFont">
     <w:name w:val="Default Paragraph Font"/>
     <w:uiPriority w:val="1"/>
+    <w:semiHidden/>
     <w:unhideWhenUsed/>
   </w:style>
   <w:style w:type="table" w:default="1" w:styleId="TableNormal">
